--- a/policies/build/masters/PRE.5_v2_master.docx
+++ b/policies/build/masters/PRE.5_v2_master.docx
@@ -11,40 +11,25 @@
         <w:rPr>
           <w:b/>
           <w:bCs/>
+          <w:sz w:val="28"/>
+          <w:szCs w:val="28"/>
+        </w:rPr>
+        <w:t>Policy on Information on Expected Costs</w:t>
+      </w:r>
+    </w:p>
+    <w:p>
+      <w:pPr>
+        <w:spacing w:after="60"/>
+        <w:jc w:val="center"/>
+      </w:pPr>
+      <w:r>
+        <w:rPr>
+          <w:b/>
+          <w:bCs/>
           <w:sz w:val="32"/>
           <w:szCs w:val="32"/>
         </w:rPr>
         <w:t xml:space="preserve">«Hospital Name»</w:t>
-      </w:r>
-    </w:p>
-    <w:p>
-      <w:pPr>
-        <w:spacing w:after="60"/>
-        <w:jc w:val="center"/>
-      </w:pPr>
-      <w:r>
-        <w:rPr>
-          <w:b/>
-          <w:bCs/>
-          <w:sz w:val="28"/>
-          <w:szCs w:val="28"/>
-        </w:rPr>
-        <w:t xml:space="preserve">Information on Expected Costs</w:t>
-      </w:r>
-    </w:p>
-    <w:p>
-      <w:pPr>
-        <w:spacing w:after="240"/>
-        <w:jc w:val="center"/>
-      </w:pPr>
-      <w:r>
-        <w:rPr>
-          <w:i/>
-          <w:iCs/>
-          <w:sz w:val="20"/>
-          <w:szCs w:val="20"/>
-        </w:rPr>
-        <w:t xml:space="preserve">Expected costs explained clearly to patients and families.</w:t>
       </w:r>
     </w:p>
     <w:p>
@@ -2027,141 +2012,6 @@
         <w:t xml:space="preserve">The Nursing Superintendent holds signed acknowledgements with the induction record.</w:t>
       </w:r>
     </w:p>
-    <w:p>
-      <w:pPr>
-        <w:pStyle w:val="Heading1"/>
-        <w:spacing w:after="120" w:before="280"/>
-      </w:pPr>
-      <w:r>
-        <w:t xml:space="preserve">9. References</w:t>
-      </w:r>
-    </w:p>
-    <w:p>
-      <w:pPr>
-        <w:pStyle w:val="ListParagraph"/>
-        <w:numPr>
-          <w:ilvl w:val="0"/>
-          <w:numId w:val="1"/>
-        </w:numPr>
-        <w:spacing w:after="60"/>
-      </w:pPr>
-      <w:r>
-        <w:rPr>
-          <w:sz w:val="22"/>
-          <w:szCs w:val="22"/>
-        </w:rPr>
-        <w:t xml:space="preserve">NABH SHCO 3rd Edition — standard PRE.5.</w:t>
-      </w:r>
-    </w:p>
-    <w:p>
-      <w:pPr>
-        <w:pStyle w:val="ListParagraph"/>
-        <w:numPr>
-          <w:ilvl w:val="0"/>
-          <w:numId w:val="1"/>
-        </w:numPr>
-        <w:spacing w:after="60"/>
-      </w:pPr>
-      <w:r>
-        <w:rPr>
-          <w:sz w:val="22"/>
-          <w:szCs w:val="22"/>
-        </w:rPr>
-        <w:t xml:space="preserve">Internal documents of «Hospital Name»: pricing policy; tariff list; expected-cost explanation method; care-plan-change financial method; PRE.2 and PRE.3 policies.</w:t>
-      </w:r>
-    </w:p>
-    <w:p>
-      <w:pPr>
-        <w:pStyle w:val="Heading1"/>
-        <w:spacing w:after="120" w:before="280"/>
-      </w:pPr>
-      <w:r>
-        <w:t xml:space="preserve">10. Distribution</w:t>
-      </w:r>
-    </w:p>
-    <w:p>
-      <w:pPr>
-        <w:spacing w:after="140"/>
-      </w:pPr>
-      <w:r>
-        <w:rPr>
-          <w:sz w:val="22"/>
-          <w:szCs w:val="22"/>
-        </w:rPr>
-        <w:t xml:space="preserve">Master copy: Medical Superintendent, Patient Rights Officer, Quality Coordinator.</w:t>
-      </w:r>
-    </w:p>
-    <w:p>
-      <w:pPr>
-        <w:spacing w:after="140"/>
-      </w:pPr>
-      <w:r>
-        <w:rPr>
-          <w:sz w:val="22"/>
-          <w:szCs w:val="22"/>
-        </w:rPr>
-        <w:t xml:space="preserve">Copies: registration, billing, out-patient, emergency, wards, ICU if exists.</w:t>
-      </w:r>
-    </w:p>
-    <w:p>
-      <w:pPr>
-        <w:spacing w:after="140"/>
-      </w:pPr>
-      <w:r>
-        <w:rPr>
-          <w:sz w:val="22"/>
-          <w:szCs w:val="22"/>
-        </w:rPr>
-        <w:t xml:space="preserve">Tariff and pricing policy at «registration and billing counter». Policy file at «front-office policy file».</w:t>
-      </w:r>
-    </w:p>
-    <w:p>
-      <w:pPr>
-        <w:pStyle w:val="Heading1"/>
-        <w:spacing w:after="120" w:before="280"/>
-      </w:pPr>
-      <w:r>
-        <w:t xml:space="preserve">11. Abbreviations</w:t>
-      </w:r>
-    </w:p>
-    <w:p>
-      <w:pPr>
-        <w:spacing w:after="140"/>
-      </w:pPr>
-      <w:r>
-        <w:rPr>
-          <w:sz w:val="22"/>
-          <w:szCs w:val="22"/>
-        </w:rPr>
-        <w:t xml:space="preserve">ICU — intensive care unit
-NABH — National Accreditation Board for Hospitals and Healthcare Providers
-PRE — Patient Rights and Education
-SHCO — Standards for Small Healthcare Organisations</w:t>
-      </w:r>
-    </w:p>
-    <w:p>
-      <w:pPr>
-        <w:pStyle w:val="Heading1"/>
-        <w:spacing w:after="120" w:before="280"/>
-      </w:pPr>
-      <w:r>
-        <w:t xml:space="preserve">12. Traceability to NABH SHCO 3rd Edition PRE.5</w:t>
-      </w:r>
-    </w:p>
-    <w:p>
-      <w:pPr>
-        <w:spacing w:after="120"/>
-      </w:pPr>
-      <w:r>
-        <w:rPr>
-          <w:i/>
-          <w:iCs/>
-          <w:sz w:val="20"/>
-          <w:szCs w:val="20"/>
-        </w:rPr>
-        <w:t xml:space="preserve">This table is an index. It is not how the policy is organised.</w:t>
-      </w:r>
-    </w:p>
     <w:tbl>
       <w:tblPr>
         <w:tblW w:type="pct" w:w="100%"/>
@@ -2641,7 +2491,99 @@
         <w:spacing w:after="120" w:before="280"/>
       </w:pPr>
       <w:r>
-        <w:t xml:space="preserve">13. Required Records / Evidence Checklist</w:t>
+        <w:t>9. Distribution</w:t>
+      </w:r>
+    </w:p>
+    <w:p>
+      <w:pPr>
+        <w:spacing w:after="140"/>
+      </w:pPr>
+      <w:r>
+        <w:rPr>
+          <w:sz w:val="22"/>
+          <w:szCs w:val="22"/>
+        </w:rPr>
+        <w:t xml:space="preserve">Master copy: Medical Superintendent, Patient Rights Officer, Quality Coordinator.</w:t>
+      </w:r>
+    </w:p>
+    <w:p>
+      <w:pPr>
+        <w:spacing w:after="140"/>
+      </w:pPr>
+      <w:r>
+        <w:rPr>
+          <w:sz w:val="22"/>
+          <w:szCs w:val="22"/>
+        </w:rPr>
+        <w:t xml:space="preserve">Copies: registration, billing, out-patient, emergency, wards, ICU if exists.</w:t>
+      </w:r>
+    </w:p>
+    <w:p>
+      <w:pPr>
+        <w:spacing w:after="140"/>
+      </w:pPr>
+      <w:r>
+        <w:rPr>
+          <w:sz w:val="22"/>
+          <w:szCs w:val="22"/>
+        </w:rPr>
+        <w:t xml:space="preserve">Tariff and pricing policy at «registration and billing counter». Policy file at «front-office policy file».</w:t>
+      </w:r>
+    </w:p>
+    <w:p>
+      <w:pPr>
+        <w:pStyle w:val="Heading1"/>
+        <w:spacing w:after="120" w:before="280"/>
+      </w:pPr>
+      <w:r>
+        <w:t>10. Abbreviations</w:t>
+      </w:r>
+    </w:p>
+    <w:p>
+      <w:pPr>
+        <w:spacing w:after="140"/>
+      </w:pPr>
+      <w:r>
+        <w:rPr>
+          <w:sz w:val="22"/>
+          <w:szCs w:val="22"/>
+        </w:rPr>
+        <w:t xml:space="preserve">ICU — intensive care unit
+NABH — National Accreditation Board for Hospitals and Healthcare Providers
+PRE — Patient Rights and Education
+SHCO — Standards for Small Healthcare Organisations</w:t>
+      </w:r>
+    </w:p>
+    <w:p>
+      <w:pPr>
+        <w:pStyle w:val="Heading1"/>
+        <w:spacing w:after="120" w:before="280"/>
+      </w:pPr>
+      <w:r>
+        <w:t>11. Traceability to NABH SHCO 3rd Edition PRE.5</w:t>
+      </w:r>
+    </w:p>
+    <w:p>
+      <w:pPr>
+        <w:spacing w:after="120"/>
+      </w:pPr>
+      <w:r>
+        <w:rPr>
+          <w:i/>
+          <w:iCs/>
+          <w:sz w:val="20"/>
+          <w:szCs w:val="20"/>
+        </w:rPr>
+        <w:t xml:space="preserve">This table is an index. It is not how the policy is organised.</w:t>
+      </w:r>
+    </w:p>
+    <w:p>
+      <w:pPr>
+        <w:pStyle w:val="Heading1"/>
+        <w:spacing w:after="120" w:before="280"/>
+      </w:pPr>
+      <w:r>
+        <w:t>12. Required Records / Evidence Checklist</w:t>
       </w:r>
     </w:p>
     <w:p>
@@ -2964,6 +2906,49 @@
           <w:szCs w:val="22"/>
         </w:rPr>
         <w:t xml:space="preserve">Quarterly audit sample.</w:t>
+      </w:r>
+    </w:p>
+    <w:p>
+      <w:pPr>
+        <w:pStyle w:val="Heading1"/>
+        <w:spacing w:after="120" w:before="280"/>
+      </w:pPr>
+      <w:r>
+        <w:t>13. References</w:t>
+      </w:r>
+    </w:p>
+    <w:p>
+      <w:pPr>
+        <w:pStyle w:val="ListParagraph"/>
+        <w:numPr>
+          <w:ilvl w:val="0"/>
+          <w:numId w:val="1"/>
+        </w:numPr>
+        <w:spacing w:after="60"/>
+      </w:pPr>
+      <w:r>
+        <w:rPr>
+          <w:sz w:val="22"/>
+          <w:szCs w:val="22"/>
+        </w:rPr>
+        <w:t xml:space="preserve">NABH SHCO 3rd Edition — standard PRE.5.</w:t>
+      </w:r>
+    </w:p>
+    <w:p>
+      <w:pPr>
+        <w:pStyle w:val="ListParagraph"/>
+        <w:numPr>
+          <w:ilvl w:val="0"/>
+          <w:numId w:val="1"/>
+        </w:numPr>
+        <w:spacing w:after="60"/>
+      </w:pPr>
+      <w:r>
+        <w:rPr>
+          <w:sz w:val="22"/>
+          <w:szCs w:val="22"/>
+        </w:rPr>
+        <w:t xml:space="preserve">Internal documents of «Hospital Name»: pricing policy; tariff list; expected-cost explanation method; care-plan-change financial method; PRE.2 and PRE.3 policies.</w:t>
       </w:r>
     </w:p>
     <w:p>
@@ -3088,7 +3073,7 @@
         <w:sz w:val="16"/>
         <w:szCs w:val="16"/>
       </w:rPr>
-      <w:t xml:space="preserve">«Hospital Name»  |  «PRE/POL/05»  |  Controlled document  |  Information on Expected Costs</w:t>
+      <w:t>«Hospital Name»  |  «PRE/POL/05»  |  Controlled document  |  Policy on Information on Expected Costs</w:t>
     </w:r>
   </w:p>
 </w:ftr>

--- a/policies/build/masters/PRE.5_v2_master.docx
+++ b/policies/build/masters/PRE.5_v2_master.docx
@@ -2029,6 +2029,7 @@
         <w:gridCol w:w="100"/>
         <w:gridCol w:w="100"/>
         <w:gridCol w:w="100"/>
+        <w:gridCol w:w="100"/>
       </w:tblGrid>
       <w:tr>
         <w:tc>
@@ -2056,6 +2057,26 @@
         </w:tc>
         <w:tc>
           <w:tcPr>
+            <w:tcW w:type="pct" w:w="12%"/>
+            <w:tcBorders>
+              <w:top w:val="single" w:color="999999" w:sz="4"/>
+              <w:left w:val="single" w:color="999999" w:sz="4"/>
+              <w:bottom w:val="single" w:color="999999" w:sz="4"/>
+              <w:right w:val="single" w:color="999999" w:sz="4"/>
+            </w:tcBorders>
+            <w:shd w:fill="E8E8E8" w:val="clear"/>
+          </w:tcPr>
+          <w:p>
+            <w:r>
+              <w:rPr>
+                <w:b/>
+              </w:rPr>
+              <w:t>Level</w:t>
+            </w:r>
+          </w:p>
+        </w:tc>
+        <w:tc>
+          <w:tcPr>
             <w:tcW w:type="pct" w:w="32%"/>
             <w:tcBorders>
               <w:top w:val="single" w:color="999999" w:sz="4"/>
@@ -2149,6 +2170,22 @@
         </w:tc>
         <w:tc>
           <w:tcPr>
+            <w:tcW w:type="pct" w:w="12%"/>
+            <w:tcBorders>
+              <w:top w:val="single" w:color="999999" w:sz="4"/>
+              <w:left w:val="single" w:color="999999" w:sz="4"/>
+              <w:bottom w:val="single" w:color="999999" w:sz="4"/>
+              <w:right w:val="single" w:color="999999" w:sz="4"/>
+            </w:tcBorders>
+          </w:tcPr>
+          <w:p>
+            <w:r>
+              <w:t>CORE</w:t>
+            </w:r>
+          </w:p>
+        </w:tc>
+        <w:tc>
+          <w:tcPr>
             <w:tcW w:type="pct" w:w="32%"/>
             <w:tcBorders>
               <w:top w:val="single" w:color="999999" w:sz="4"/>
@@ -2239,6 +2276,22 @@
         </w:tc>
         <w:tc>
           <w:tcPr>
+            <w:tcW w:type="pct" w:w="12%"/>
+            <w:tcBorders>
+              <w:top w:val="single" w:color="999999" w:sz="4"/>
+              <w:left w:val="single" w:color="999999" w:sz="4"/>
+              <w:bottom w:val="single" w:color="999999" w:sz="4"/>
+              <w:right w:val="single" w:color="999999" w:sz="4"/>
+            </w:tcBorders>
+          </w:tcPr>
+          <w:p>
+            <w:r>
+              <w:t>Commitment</w:t>
+            </w:r>
+          </w:p>
+        </w:tc>
+        <w:tc>
+          <w:tcPr>
             <w:tcW w:type="pct" w:w="32%"/>
             <w:tcBorders>
               <w:top w:val="single" w:color="999999" w:sz="4"/>
@@ -2329,6 +2382,22 @@
         </w:tc>
         <w:tc>
           <w:tcPr>
+            <w:tcW w:type="pct" w:w="12%"/>
+            <w:tcBorders>
+              <w:top w:val="single" w:color="999999" w:sz="4"/>
+              <w:left w:val="single" w:color="999999" w:sz="4"/>
+              <w:bottom w:val="single" w:color="999999" w:sz="4"/>
+              <w:right w:val="single" w:color="999999" w:sz="4"/>
+            </w:tcBorders>
+          </w:tcPr>
+          <w:p>
+            <w:r>
+              <w:t>Commitment</w:t>
+            </w:r>
+          </w:p>
+        </w:tc>
+        <w:tc>
+          <w:tcPr>
             <w:tcW w:type="pct" w:w="32%"/>
             <w:tcBorders>
               <w:top w:val="single" w:color="999999" w:sz="4"/>
@@ -2419,6 +2488,22 @@
         </w:tc>
         <w:tc>
           <w:tcPr>
+            <w:tcW w:type="pct" w:w="12%"/>
+            <w:tcBorders>
+              <w:top w:val="single" w:color="999999" w:sz="4"/>
+              <w:left w:val="single" w:color="999999" w:sz="4"/>
+              <w:bottom w:val="single" w:color="999999" w:sz="4"/>
+              <w:right w:val="single" w:color="999999" w:sz="4"/>
+            </w:tcBorders>
+          </w:tcPr>
+          <w:p>
+            <w:r>
+              <w:t>Achievement</w:t>
+            </w:r>
+          </w:p>
+        </w:tc>
+        <w:tc>
+          <w:tcPr>
             <w:tcW w:type="pct" w:w="32%"/>
             <w:tcBorders>
               <w:top w:val="single" w:color="999999" w:sz="4"/>
@@ -2539,21 +2624,233 @@
         <w:t>10. Abbreviations</w:t>
       </w:r>
     </w:p>
-    <w:p>
-      <w:pPr>
-        <w:spacing w:after="140"/>
-      </w:pPr>
-      <w:r>
-        <w:rPr>
-          <w:sz w:val="22"/>
-          <w:szCs w:val="22"/>
-        </w:rPr>
-        <w:t xml:space="preserve">ICU — intensive care unit
-NABH — National Accreditation Board for Hospitals and Healthcare Providers
-PRE — Patient Rights and Education
-SHCO — Standards for Small Healthcare Organisations</w:t>
-      </w:r>
-    </w:p>
+    <w:tbl>
+      <w:tblPr>
+        <w:tblW w:type="pct" w:w="100%"/>
+        <w:tblBorders>
+          <w:top w:val="single" w:color="auto" w:sz="4"/>
+          <w:left w:val="single" w:color="auto" w:sz="4"/>
+          <w:bottom w:val="single" w:color="auto" w:sz="4"/>
+          <w:right w:val="single" w:color="auto" w:sz="4"/>
+          <w:insideH w:val="single" w:color="auto" w:sz="4"/>
+          <w:insideV w:val="single" w:color="auto" w:sz="4"/>
+        </w:tblBorders>
+      </w:tblPr>
+      <w:tblGrid>
+        <w:gridCol w:w="100"/>
+        <w:gridCol w:w="100"/>
+      </w:tblGrid>
+      <w:tr>
+        <w:tc>
+          <w:tcPr>
+            <w:tcW w:type="pct" w:w="22%"/>
+            <w:tcBorders>
+              <w:top w:val="single" w:color="999999" w:sz="4"/>
+              <w:left w:val="single" w:color="999999" w:sz="4"/>
+              <w:bottom w:val="single" w:color="999999" w:sz="4"/>
+              <w:right w:val="single" w:color="999999" w:sz="4"/>
+            </w:tcBorders>
+            <w:shd w:fill="E8E8E8" w:val="clear"/>
+          </w:tcPr>
+          <w:p>
+            <w:r>
+              <w:rPr>
+                <w:b/>
+              </w:rPr>
+              <w:t>Abbreviation</w:t>
+            </w:r>
+          </w:p>
+        </w:tc>
+        <w:tc>
+          <w:tcPr>
+            <w:tcW w:type="pct" w:w="22%"/>
+            <w:tcBorders>
+              <w:top w:val="single" w:color="999999" w:sz="4"/>
+              <w:left w:val="single" w:color="999999" w:sz="4"/>
+              <w:bottom w:val="single" w:color="999999" w:sz="4"/>
+              <w:right w:val="single" w:color="999999" w:sz="4"/>
+            </w:tcBorders>
+            <w:shd w:fill="E8E8E8" w:val="clear"/>
+          </w:tcPr>
+          <w:p>
+            <w:r>
+              <w:rPr>
+                <w:b/>
+              </w:rPr>
+              <w:t>Meaning</w:t>
+            </w:r>
+          </w:p>
+        </w:tc>
+      </w:tr>
+      <w:tr>
+        <w:tc>
+          <w:tcPr>
+            <w:tcW w:type="pct" w:w="22%"/>
+            <w:tcBorders>
+              <w:top w:val="single" w:color="999999" w:sz="4"/>
+              <w:left w:val="single" w:color="999999" w:sz="4"/>
+              <w:bottom w:val="single" w:color="999999" w:sz="4"/>
+              <w:right w:val="single" w:color="999999" w:sz="4"/>
+            </w:tcBorders>
+            <w:shd w:fill="E8E8E8" w:val="clear"/>
+          </w:tcPr>
+          <w:p>
+            <w:r>
+              <w:rPr>
+                <w:b w:val="0"/>
+              </w:rPr>
+              <w:t>ICU</w:t>
+            </w:r>
+          </w:p>
+        </w:tc>
+        <w:tc>
+          <w:tcPr>
+            <w:tcW w:type="pct" w:w="22%"/>
+            <w:tcBorders>
+              <w:top w:val="single" w:color="999999" w:sz="4"/>
+              <w:left w:val="single" w:color="999999" w:sz="4"/>
+              <w:bottom w:val="single" w:color="999999" w:sz="4"/>
+              <w:right w:val="single" w:color="999999" w:sz="4"/>
+            </w:tcBorders>
+            <w:shd w:fill="E8E8E8" w:val="clear"/>
+          </w:tcPr>
+          <w:p>
+            <w:r>
+              <w:rPr>
+                <w:b w:val="0"/>
+              </w:rPr>
+              <w:t>intensive care unit</w:t>
+            </w:r>
+          </w:p>
+        </w:tc>
+      </w:tr>
+      <w:tr>
+        <w:tc>
+          <w:tcPr>
+            <w:tcW w:type="pct" w:w="22%"/>
+            <w:tcBorders>
+              <w:top w:val="single" w:color="999999" w:sz="4"/>
+              <w:left w:val="single" w:color="999999" w:sz="4"/>
+              <w:bottom w:val="single" w:color="999999" w:sz="4"/>
+              <w:right w:val="single" w:color="999999" w:sz="4"/>
+            </w:tcBorders>
+            <w:shd w:fill="E8E8E8" w:val="clear"/>
+          </w:tcPr>
+          <w:p>
+            <w:r>
+              <w:rPr>
+                <w:b w:val="0"/>
+              </w:rPr>
+              <w:t>NABH</w:t>
+            </w:r>
+          </w:p>
+        </w:tc>
+        <w:tc>
+          <w:tcPr>
+            <w:tcW w:type="pct" w:w="22%"/>
+            <w:tcBorders>
+              <w:top w:val="single" w:color="999999" w:sz="4"/>
+              <w:left w:val="single" w:color="999999" w:sz="4"/>
+              <w:bottom w:val="single" w:color="999999" w:sz="4"/>
+              <w:right w:val="single" w:color="999999" w:sz="4"/>
+            </w:tcBorders>
+            <w:shd w:fill="E8E8E8" w:val="clear"/>
+          </w:tcPr>
+          <w:p>
+            <w:r>
+              <w:rPr>
+                <w:b w:val="0"/>
+              </w:rPr>
+              <w:t>National Accreditation Board for Hospitals and Healthcare Providers</w:t>
+            </w:r>
+          </w:p>
+        </w:tc>
+      </w:tr>
+      <w:tr>
+        <w:tc>
+          <w:tcPr>
+            <w:tcW w:type="pct" w:w="22%"/>
+            <w:tcBorders>
+              <w:top w:val="single" w:color="999999" w:sz="4"/>
+              <w:left w:val="single" w:color="999999" w:sz="4"/>
+              <w:bottom w:val="single" w:color="999999" w:sz="4"/>
+              <w:right w:val="single" w:color="999999" w:sz="4"/>
+            </w:tcBorders>
+            <w:shd w:fill="E8E8E8" w:val="clear"/>
+          </w:tcPr>
+          <w:p>
+            <w:r>
+              <w:rPr>
+                <w:b w:val="0"/>
+              </w:rPr>
+              <w:t>PRE</w:t>
+            </w:r>
+          </w:p>
+        </w:tc>
+        <w:tc>
+          <w:tcPr>
+            <w:tcW w:type="pct" w:w="22%"/>
+            <w:tcBorders>
+              <w:top w:val="single" w:color="999999" w:sz="4"/>
+              <w:left w:val="single" w:color="999999" w:sz="4"/>
+              <w:bottom w:val="single" w:color="999999" w:sz="4"/>
+              <w:right w:val="single" w:color="999999" w:sz="4"/>
+            </w:tcBorders>
+            <w:shd w:fill="E8E8E8" w:val="clear"/>
+          </w:tcPr>
+          <w:p>
+            <w:r>
+              <w:rPr>
+                <w:b w:val="0"/>
+              </w:rPr>
+              <w:t>Patient Rights and Education</w:t>
+            </w:r>
+          </w:p>
+        </w:tc>
+      </w:tr>
+      <w:tr>
+        <w:tc>
+          <w:tcPr>
+            <w:tcW w:type="pct" w:w="22%"/>
+            <w:tcBorders>
+              <w:top w:val="single" w:color="999999" w:sz="4"/>
+              <w:left w:val="single" w:color="999999" w:sz="4"/>
+              <w:bottom w:val="single" w:color="999999" w:sz="4"/>
+              <w:right w:val="single" w:color="999999" w:sz="4"/>
+            </w:tcBorders>
+            <w:shd w:fill="E8E8E8" w:val="clear"/>
+          </w:tcPr>
+          <w:p>
+            <w:r>
+              <w:rPr>
+                <w:b w:val="0"/>
+              </w:rPr>
+              <w:t>SHCO</w:t>
+            </w:r>
+          </w:p>
+        </w:tc>
+        <w:tc>
+          <w:tcPr>
+            <w:tcW w:type="pct" w:w="22%"/>
+            <w:tcBorders>
+              <w:top w:val="single" w:color="999999" w:sz="4"/>
+              <w:left w:val="single" w:color="999999" w:sz="4"/>
+              <w:bottom w:val="single" w:color="999999" w:sz="4"/>
+              <w:right w:val="single" w:color="999999" w:sz="4"/>
+            </w:tcBorders>
+            <w:shd w:fill="E8E8E8" w:val="clear"/>
+          </w:tcPr>
+          <w:p>
+            <w:r>
+              <w:rPr>
+                <w:b w:val="0"/>
+              </w:rPr>
+              <w:t>Standards for Small Healthcare Organisations</w:t>
+            </w:r>
+          </w:p>
+        </w:tc>
+      </w:tr>
+    </w:tbl>
     <w:p>
       <w:pPr>
         <w:pStyle w:val="Heading1"/>

--- a/policies/build/masters/PRE.5_v2_master.docx
+++ b/policies/build/masters/PRE.5_v2_master.docx
@@ -682,18 +682,6 @@
     </w:p>
     <w:p>
       <w:pPr>
-        <w:spacing w:after="140"/>
-      </w:pPr>
-      <w:r>
-        <w:rPr>
-          <w:sz w:val="22"/>
-          <w:szCs w:val="22"/>
-        </w:rPr>
-        <w:t xml:space="preserve">Words marked «like this» are defaults. A blank marked «________» must be filled before issue.</w:t>
-      </w:r>
-    </w:p>
-    <w:p>
-      <w:pPr>
         <w:pStyle w:val="Heading1"/>
         <w:spacing w:after="120" w:before="280"/>
       </w:pPr>
@@ -723,86 +711,6 @@
           <w:szCs w:val="22"/>
         </w:rPr>
         <w:t xml:space="preserve">It binds «billing and front-desk staff», registration, treating doctors when a plan change affects cost, the «Patient Rights Officer» as cost-information lead, and the «Quality Coordinator».</w:t>
-      </w:r>
-    </w:p>
-    <w:p>
-      <w:pPr>
-        <w:spacing w:after="140"/>
-      </w:pPr>
-      <w:r>
-        <w:rPr>
-          <w:sz w:val="22"/>
-          <w:szCs w:val="22"/>
-        </w:rPr>
-        <w:t xml:space="preserve">Boundaries:</w:t>
-      </w:r>
-    </w:p>
-    <w:p>
-      <w:pPr>
-        <w:pStyle w:val="ListParagraph"/>
-        <w:numPr>
-          <w:ilvl w:val="0"/>
-          <w:numId w:val="1"/>
-        </w:numPr>
-        <w:spacing w:after="60"/>
-      </w:pPr>
-      <w:r>
-        <w:rPr>
-          <w:sz w:val="22"/>
-          <w:szCs w:val="22"/>
-        </w:rPr>
-        <w:t xml:space="preserve">PRE.2.i lists the right; this policy owns tariff and explanation.</w:t>
-      </w:r>
-    </w:p>
-    <w:p>
-      <w:pPr>
-        <w:pStyle w:val="ListParagraph"/>
-        <w:numPr>
-          <w:ilvl w:val="0"/>
-          <w:numId w:val="1"/>
-        </w:numPr>
-        <w:spacing w:after="60"/>
-      </w:pPr>
-      <w:r>
-        <w:rPr>
-          <w:sz w:val="22"/>
-          <w:szCs w:val="22"/>
-        </w:rPr>
-        <w:t xml:space="preserve">AAC.3 and PRE.2.o own clinical care-plan change; PRE.5.d owns the money of that change.</w:t>
-      </w:r>
-    </w:p>
-    <w:p>
-      <w:pPr>
-        <w:pStyle w:val="ListParagraph"/>
-        <w:numPr>
-          <w:ilvl w:val="0"/>
-          <w:numId w:val="1"/>
-        </w:numPr>
-        <w:spacing w:after="60"/>
-      </w:pPr>
-      <w:r>
-        <w:rPr>
-          <w:sz w:val="22"/>
-          <w:szCs w:val="22"/>
-        </w:rPr>
-        <w:t xml:space="preserve">PRE.3 signed consent is not agreement to an unnamed bill.</w:t>
-      </w:r>
-    </w:p>
-    <w:p>
-      <w:pPr>
-        <w:pStyle w:val="ListParagraph"/>
-        <w:numPr>
-          <w:ilvl w:val="0"/>
-          <w:numId w:val="1"/>
-        </w:numPr>
-        <w:spacing w:after="60"/>
-      </w:pPr>
-      <w:r>
-        <w:rPr>
-          <w:sz w:val="22"/>
-          <w:szCs w:val="22"/>
-        </w:rPr>
-        <w:t xml:space="preserve">ROM/FMS billing ledger is not this patient-facing explanation.</w:t>
       </w:r>
     </w:p>
     <w:p>

--- a/policies/build/masters/PRE.5_v2_master.docx
+++ b/policies/build/masters/PRE.5_v2_master.docx
@@ -1920,6 +1920,310 @@
         <w:t xml:space="preserve">The Nursing Superintendent holds signed acknowledgements with the induction record.</w:t>
       </w:r>
     </w:p>
+    <w:p>
+      <w:pPr>
+        <w:pStyle w:val="Heading1"/>
+        <w:spacing w:after="120" w:before="280"/>
+      </w:pPr>
+      <w:r>
+        <w:t>9. Distribution</w:t>
+      </w:r>
+    </w:p>
+    <w:p>
+      <w:pPr>
+        <w:spacing w:after="140"/>
+      </w:pPr>
+      <w:r>
+        <w:rPr>
+          <w:sz w:val="22"/>
+          <w:szCs w:val="22"/>
+        </w:rPr>
+        <w:t xml:space="preserve">Master copy: Medical Superintendent, Patient Rights Officer, Quality Coordinator.</w:t>
+      </w:r>
+    </w:p>
+    <w:p>
+      <w:pPr>
+        <w:spacing w:after="140"/>
+      </w:pPr>
+      <w:r>
+        <w:rPr>
+          <w:sz w:val="22"/>
+          <w:szCs w:val="22"/>
+        </w:rPr>
+        <w:t xml:space="preserve">Copies: registration, billing, out-patient, emergency, wards, ICU if exists.</w:t>
+      </w:r>
+    </w:p>
+    <w:p>
+      <w:pPr>
+        <w:spacing w:after="140"/>
+      </w:pPr>
+      <w:r>
+        <w:rPr>
+          <w:sz w:val="22"/>
+          <w:szCs w:val="22"/>
+        </w:rPr>
+        <w:t xml:space="preserve">Tariff and pricing policy at «registration and billing counter». Policy file at «front-office policy file».</w:t>
+      </w:r>
+    </w:p>
+    <w:p>
+      <w:pPr>
+        <w:pStyle w:val="Heading1"/>
+        <w:spacing w:after="120" w:before="280"/>
+      </w:pPr>
+      <w:r>
+        <w:t>10. Abbreviations</w:t>
+      </w:r>
+    </w:p>
+    <w:tbl>
+      <w:tblPr>
+        <w:tblW w:type="pct" w:w="100%"/>
+        <w:tblBorders>
+          <w:top w:val="single" w:color="auto" w:sz="4"/>
+          <w:left w:val="single" w:color="auto" w:sz="4"/>
+          <w:bottom w:val="single" w:color="auto" w:sz="4"/>
+          <w:right w:val="single" w:color="auto" w:sz="4"/>
+          <w:insideH w:val="single" w:color="auto" w:sz="4"/>
+          <w:insideV w:val="single" w:color="auto" w:sz="4"/>
+        </w:tblBorders>
+      </w:tblPr>
+      <w:tblGrid>
+        <w:gridCol w:w="100"/>
+        <w:gridCol w:w="100"/>
+      </w:tblGrid>
+      <w:tr>
+        <w:tc>
+          <w:tcPr>
+            <w:tcW w:type="pct" w:w="22%"/>
+            <w:tcBorders>
+              <w:top w:val="single" w:color="999999" w:sz="4"/>
+              <w:left w:val="single" w:color="999999" w:sz="4"/>
+              <w:bottom w:val="single" w:color="999999" w:sz="4"/>
+              <w:right w:val="single" w:color="999999" w:sz="4"/>
+            </w:tcBorders>
+            <w:shd w:fill="E8E8E8" w:val="clear"/>
+          </w:tcPr>
+          <w:p>
+            <w:r>
+              <w:rPr>
+                <w:b/>
+              </w:rPr>
+              <w:t>Abbreviation</w:t>
+            </w:r>
+          </w:p>
+        </w:tc>
+        <w:tc>
+          <w:tcPr>
+            <w:tcW w:type="pct" w:w="22%"/>
+            <w:tcBorders>
+              <w:top w:val="single" w:color="999999" w:sz="4"/>
+              <w:left w:val="single" w:color="999999" w:sz="4"/>
+              <w:bottom w:val="single" w:color="999999" w:sz="4"/>
+              <w:right w:val="single" w:color="999999" w:sz="4"/>
+            </w:tcBorders>
+            <w:shd w:fill="E8E8E8" w:val="clear"/>
+          </w:tcPr>
+          <w:p>
+            <w:r>
+              <w:rPr>
+                <w:b/>
+              </w:rPr>
+              <w:t>Meaning</w:t>
+            </w:r>
+          </w:p>
+        </w:tc>
+      </w:tr>
+      <w:tr>
+        <w:tc>
+          <w:tcPr>
+            <w:tcW w:type="pct" w:w="22%"/>
+            <w:tcBorders>
+              <w:top w:val="single" w:color="999999" w:sz="4"/>
+              <w:left w:val="single" w:color="999999" w:sz="4"/>
+              <w:bottom w:val="single" w:color="999999" w:sz="4"/>
+              <w:right w:val="single" w:color="999999" w:sz="4"/>
+            </w:tcBorders>
+            <w:shd w:fill="E8E8E8" w:val="clear"/>
+          </w:tcPr>
+          <w:p>
+            <w:r>
+              <w:rPr>
+                <w:b w:val="0"/>
+              </w:rPr>
+              <w:t>ICU</w:t>
+            </w:r>
+          </w:p>
+        </w:tc>
+        <w:tc>
+          <w:tcPr>
+            <w:tcW w:type="pct" w:w="22%"/>
+            <w:tcBorders>
+              <w:top w:val="single" w:color="999999" w:sz="4"/>
+              <w:left w:val="single" w:color="999999" w:sz="4"/>
+              <w:bottom w:val="single" w:color="999999" w:sz="4"/>
+              <w:right w:val="single" w:color="999999" w:sz="4"/>
+            </w:tcBorders>
+            <w:shd w:fill="E8E8E8" w:val="clear"/>
+          </w:tcPr>
+          <w:p>
+            <w:r>
+              <w:rPr>
+                <w:b w:val="0"/>
+              </w:rPr>
+              <w:t>intensive care unit</w:t>
+            </w:r>
+          </w:p>
+        </w:tc>
+      </w:tr>
+      <w:tr>
+        <w:tc>
+          <w:tcPr>
+            <w:tcW w:type="pct" w:w="22%"/>
+            <w:tcBorders>
+              <w:top w:val="single" w:color="999999" w:sz="4"/>
+              <w:left w:val="single" w:color="999999" w:sz="4"/>
+              <w:bottom w:val="single" w:color="999999" w:sz="4"/>
+              <w:right w:val="single" w:color="999999" w:sz="4"/>
+            </w:tcBorders>
+            <w:shd w:fill="E8E8E8" w:val="clear"/>
+          </w:tcPr>
+          <w:p>
+            <w:r>
+              <w:rPr>
+                <w:b w:val="0"/>
+              </w:rPr>
+              <w:t>NABH</w:t>
+            </w:r>
+          </w:p>
+        </w:tc>
+        <w:tc>
+          <w:tcPr>
+            <w:tcW w:type="pct" w:w="22%"/>
+            <w:tcBorders>
+              <w:top w:val="single" w:color="999999" w:sz="4"/>
+              <w:left w:val="single" w:color="999999" w:sz="4"/>
+              <w:bottom w:val="single" w:color="999999" w:sz="4"/>
+              <w:right w:val="single" w:color="999999" w:sz="4"/>
+            </w:tcBorders>
+            <w:shd w:fill="E8E8E8" w:val="clear"/>
+          </w:tcPr>
+          <w:p>
+            <w:r>
+              <w:rPr>
+                <w:b w:val="0"/>
+              </w:rPr>
+              <w:t>National Accreditation Board for Hospitals and Healthcare Providers</w:t>
+            </w:r>
+          </w:p>
+        </w:tc>
+      </w:tr>
+      <w:tr>
+        <w:tc>
+          <w:tcPr>
+            <w:tcW w:type="pct" w:w="22%"/>
+            <w:tcBorders>
+              <w:top w:val="single" w:color="999999" w:sz="4"/>
+              <w:left w:val="single" w:color="999999" w:sz="4"/>
+              <w:bottom w:val="single" w:color="999999" w:sz="4"/>
+              <w:right w:val="single" w:color="999999" w:sz="4"/>
+            </w:tcBorders>
+            <w:shd w:fill="E8E8E8" w:val="clear"/>
+          </w:tcPr>
+          <w:p>
+            <w:r>
+              <w:rPr>
+                <w:b w:val="0"/>
+              </w:rPr>
+              <w:t>PRE</w:t>
+            </w:r>
+          </w:p>
+        </w:tc>
+        <w:tc>
+          <w:tcPr>
+            <w:tcW w:type="pct" w:w="22%"/>
+            <w:tcBorders>
+              <w:top w:val="single" w:color="999999" w:sz="4"/>
+              <w:left w:val="single" w:color="999999" w:sz="4"/>
+              <w:bottom w:val="single" w:color="999999" w:sz="4"/>
+              <w:right w:val="single" w:color="999999" w:sz="4"/>
+            </w:tcBorders>
+            <w:shd w:fill="E8E8E8" w:val="clear"/>
+          </w:tcPr>
+          <w:p>
+            <w:r>
+              <w:rPr>
+                <w:b w:val="0"/>
+              </w:rPr>
+              <w:t>Patient Rights and Education</w:t>
+            </w:r>
+          </w:p>
+        </w:tc>
+      </w:tr>
+      <w:tr>
+        <w:tc>
+          <w:tcPr>
+            <w:tcW w:type="pct" w:w="22%"/>
+            <w:tcBorders>
+              <w:top w:val="single" w:color="999999" w:sz="4"/>
+              <w:left w:val="single" w:color="999999" w:sz="4"/>
+              <w:bottom w:val="single" w:color="999999" w:sz="4"/>
+              <w:right w:val="single" w:color="999999" w:sz="4"/>
+            </w:tcBorders>
+            <w:shd w:fill="E8E8E8" w:val="clear"/>
+          </w:tcPr>
+          <w:p>
+            <w:r>
+              <w:rPr>
+                <w:b w:val="0"/>
+              </w:rPr>
+              <w:t>SHCO</w:t>
+            </w:r>
+          </w:p>
+        </w:tc>
+        <w:tc>
+          <w:tcPr>
+            <w:tcW w:type="pct" w:w="22%"/>
+            <w:tcBorders>
+              <w:top w:val="single" w:color="999999" w:sz="4"/>
+              <w:left w:val="single" w:color="999999" w:sz="4"/>
+              <w:bottom w:val="single" w:color="999999" w:sz="4"/>
+              <w:right w:val="single" w:color="999999" w:sz="4"/>
+            </w:tcBorders>
+            <w:shd w:fill="E8E8E8" w:val="clear"/>
+          </w:tcPr>
+          <w:p>
+            <w:r>
+              <w:rPr>
+                <w:b w:val="0"/>
+              </w:rPr>
+              <w:t>Standards for Small Healthcare Organisations</w:t>
+            </w:r>
+          </w:p>
+        </w:tc>
+      </w:tr>
+    </w:tbl>
+    <w:p>
+      <w:pPr>
+        <w:pStyle w:val="Heading1"/>
+        <w:spacing w:after="120" w:before="280"/>
+      </w:pPr>
+      <w:r>
+        <w:t>11. Traceability to NABH SHCO 3rd Edition PRE.5</w:t>
+      </w:r>
+    </w:p>
+    <w:p>
+      <w:pPr>
+        <w:spacing w:after="120"/>
+      </w:pPr>
+      <w:r>
+        <w:rPr>
+          <w:i/>
+          <w:iCs/>
+          <w:sz w:val="20"/>
+          <w:szCs w:val="20"/>
+        </w:rPr>
+        <w:t xml:space="preserve">This table is an index. It is not how the policy is organised.</w:t>
+      </w:r>
+    </w:p>
     <w:tbl>
       <w:tblPr>
         <w:tblW w:type="pct" w:w="100%"/>
@@ -2478,310 +2782,6 @@
         </w:tc>
       </w:tr>
     </w:tbl>
-    <w:p>
-      <w:pPr>
-        <w:pStyle w:val="Heading1"/>
-        <w:spacing w:after="120" w:before="280"/>
-      </w:pPr>
-      <w:r>
-        <w:t>9. Distribution</w:t>
-      </w:r>
-    </w:p>
-    <w:p>
-      <w:pPr>
-        <w:spacing w:after="140"/>
-      </w:pPr>
-      <w:r>
-        <w:rPr>
-          <w:sz w:val="22"/>
-          <w:szCs w:val="22"/>
-        </w:rPr>
-        <w:t xml:space="preserve">Master copy: Medical Superintendent, Patient Rights Officer, Quality Coordinator.</w:t>
-      </w:r>
-    </w:p>
-    <w:p>
-      <w:pPr>
-        <w:spacing w:after="140"/>
-      </w:pPr>
-      <w:r>
-        <w:rPr>
-          <w:sz w:val="22"/>
-          <w:szCs w:val="22"/>
-        </w:rPr>
-        <w:t xml:space="preserve">Copies: registration, billing, out-patient, emergency, wards, ICU if exists.</w:t>
-      </w:r>
-    </w:p>
-    <w:p>
-      <w:pPr>
-        <w:spacing w:after="140"/>
-      </w:pPr>
-      <w:r>
-        <w:rPr>
-          <w:sz w:val="22"/>
-          <w:szCs w:val="22"/>
-        </w:rPr>
-        <w:t xml:space="preserve">Tariff and pricing policy at «registration and billing counter». Policy file at «front-office policy file».</w:t>
-      </w:r>
-    </w:p>
-    <w:p>
-      <w:pPr>
-        <w:pStyle w:val="Heading1"/>
-        <w:spacing w:after="120" w:before="280"/>
-      </w:pPr>
-      <w:r>
-        <w:t>10. Abbreviations</w:t>
-      </w:r>
-    </w:p>
-    <w:tbl>
-      <w:tblPr>
-        <w:tblW w:type="pct" w:w="100%"/>
-        <w:tblBorders>
-          <w:top w:val="single" w:color="auto" w:sz="4"/>
-          <w:left w:val="single" w:color="auto" w:sz="4"/>
-          <w:bottom w:val="single" w:color="auto" w:sz="4"/>
-          <w:right w:val="single" w:color="auto" w:sz="4"/>
-          <w:insideH w:val="single" w:color="auto" w:sz="4"/>
-          <w:insideV w:val="single" w:color="auto" w:sz="4"/>
-        </w:tblBorders>
-      </w:tblPr>
-      <w:tblGrid>
-        <w:gridCol w:w="100"/>
-        <w:gridCol w:w="100"/>
-      </w:tblGrid>
-      <w:tr>
-        <w:tc>
-          <w:tcPr>
-            <w:tcW w:type="pct" w:w="22%"/>
-            <w:tcBorders>
-              <w:top w:val="single" w:color="999999" w:sz="4"/>
-              <w:left w:val="single" w:color="999999" w:sz="4"/>
-              <w:bottom w:val="single" w:color="999999" w:sz="4"/>
-              <w:right w:val="single" w:color="999999" w:sz="4"/>
-            </w:tcBorders>
-            <w:shd w:fill="E8E8E8" w:val="clear"/>
-          </w:tcPr>
-          <w:p>
-            <w:r>
-              <w:rPr>
-                <w:b/>
-              </w:rPr>
-              <w:t>Abbreviation</w:t>
-            </w:r>
-          </w:p>
-        </w:tc>
-        <w:tc>
-          <w:tcPr>
-            <w:tcW w:type="pct" w:w="22%"/>
-            <w:tcBorders>
-              <w:top w:val="single" w:color="999999" w:sz="4"/>
-              <w:left w:val="single" w:color="999999" w:sz="4"/>
-              <w:bottom w:val="single" w:color="999999" w:sz="4"/>
-              <w:right w:val="single" w:color="999999" w:sz="4"/>
-            </w:tcBorders>
-            <w:shd w:fill="E8E8E8" w:val="clear"/>
-          </w:tcPr>
-          <w:p>
-            <w:r>
-              <w:rPr>
-                <w:b/>
-              </w:rPr>
-              <w:t>Meaning</w:t>
-            </w:r>
-          </w:p>
-        </w:tc>
-      </w:tr>
-      <w:tr>
-        <w:tc>
-          <w:tcPr>
-            <w:tcW w:type="pct" w:w="22%"/>
-            <w:tcBorders>
-              <w:top w:val="single" w:color="999999" w:sz="4"/>
-              <w:left w:val="single" w:color="999999" w:sz="4"/>
-              <w:bottom w:val="single" w:color="999999" w:sz="4"/>
-              <w:right w:val="single" w:color="999999" w:sz="4"/>
-            </w:tcBorders>
-            <w:shd w:fill="E8E8E8" w:val="clear"/>
-          </w:tcPr>
-          <w:p>
-            <w:r>
-              <w:rPr>
-                <w:b w:val="0"/>
-              </w:rPr>
-              <w:t>ICU</w:t>
-            </w:r>
-          </w:p>
-        </w:tc>
-        <w:tc>
-          <w:tcPr>
-            <w:tcW w:type="pct" w:w="22%"/>
-            <w:tcBorders>
-              <w:top w:val="single" w:color="999999" w:sz="4"/>
-              <w:left w:val="single" w:color="999999" w:sz="4"/>
-              <w:bottom w:val="single" w:color="999999" w:sz="4"/>
-              <w:right w:val="single" w:color="999999" w:sz="4"/>
-            </w:tcBorders>
-            <w:shd w:fill="E8E8E8" w:val="clear"/>
-          </w:tcPr>
-          <w:p>
-            <w:r>
-              <w:rPr>
-                <w:b w:val="0"/>
-              </w:rPr>
-              <w:t>intensive care unit</w:t>
-            </w:r>
-          </w:p>
-        </w:tc>
-      </w:tr>
-      <w:tr>
-        <w:tc>
-          <w:tcPr>
-            <w:tcW w:type="pct" w:w="22%"/>
-            <w:tcBorders>
-              <w:top w:val="single" w:color="999999" w:sz="4"/>
-              <w:left w:val="single" w:color="999999" w:sz="4"/>
-              <w:bottom w:val="single" w:color="999999" w:sz="4"/>
-              <w:right w:val="single" w:color="999999" w:sz="4"/>
-            </w:tcBorders>
-            <w:shd w:fill="E8E8E8" w:val="clear"/>
-          </w:tcPr>
-          <w:p>
-            <w:r>
-              <w:rPr>
-                <w:b w:val="0"/>
-              </w:rPr>
-              <w:t>NABH</w:t>
-            </w:r>
-          </w:p>
-        </w:tc>
-        <w:tc>
-          <w:tcPr>
-            <w:tcW w:type="pct" w:w="22%"/>
-            <w:tcBorders>
-              <w:top w:val="single" w:color="999999" w:sz="4"/>
-              <w:left w:val="single" w:color="999999" w:sz="4"/>
-              <w:bottom w:val="single" w:color="999999" w:sz="4"/>
-              <w:right w:val="single" w:color="999999" w:sz="4"/>
-            </w:tcBorders>
-            <w:shd w:fill="E8E8E8" w:val="clear"/>
-          </w:tcPr>
-          <w:p>
-            <w:r>
-              <w:rPr>
-                <w:b w:val="0"/>
-              </w:rPr>
-              <w:t>National Accreditation Board for Hospitals and Healthcare Providers</w:t>
-            </w:r>
-          </w:p>
-        </w:tc>
-      </w:tr>
-      <w:tr>
-        <w:tc>
-          <w:tcPr>
-            <w:tcW w:type="pct" w:w="22%"/>
-            <w:tcBorders>
-              <w:top w:val="single" w:color="999999" w:sz="4"/>
-              <w:left w:val="single" w:color="999999" w:sz="4"/>
-              <w:bottom w:val="single" w:color="999999" w:sz="4"/>
-              <w:right w:val="single" w:color="999999" w:sz="4"/>
-            </w:tcBorders>
-            <w:shd w:fill="E8E8E8" w:val="clear"/>
-          </w:tcPr>
-          <w:p>
-            <w:r>
-              <w:rPr>
-                <w:b w:val="0"/>
-              </w:rPr>
-              <w:t>PRE</w:t>
-            </w:r>
-          </w:p>
-        </w:tc>
-        <w:tc>
-          <w:tcPr>
-            <w:tcW w:type="pct" w:w="22%"/>
-            <w:tcBorders>
-              <w:top w:val="single" w:color="999999" w:sz="4"/>
-              <w:left w:val="single" w:color="999999" w:sz="4"/>
-              <w:bottom w:val="single" w:color="999999" w:sz="4"/>
-              <w:right w:val="single" w:color="999999" w:sz="4"/>
-            </w:tcBorders>
-            <w:shd w:fill="E8E8E8" w:val="clear"/>
-          </w:tcPr>
-          <w:p>
-            <w:r>
-              <w:rPr>
-                <w:b w:val="0"/>
-              </w:rPr>
-              <w:t>Patient Rights and Education</w:t>
-            </w:r>
-          </w:p>
-        </w:tc>
-      </w:tr>
-      <w:tr>
-        <w:tc>
-          <w:tcPr>
-            <w:tcW w:type="pct" w:w="22%"/>
-            <w:tcBorders>
-              <w:top w:val="single" w:color="999999" w:sz="4"/>
-              <w:left w:val="single" w:color="999999" w:sz="4"/>
-              <w:bottom w:val="single" w:color="999999" w:sz="4"/>
-              <w:right w:val="single" w:color="999999" w:sz="4"/>
-            </w:tcBorders>
-            <w:shd w:fill="E8E8E8" w:val="clear"/>
-          </w:tcPr>
-          <w:p>
-            <w:r>
-              <w:rPr>
-                <w:b w:val="0"/>
-              </w:rPr>
-              <w:t>SHCO</w:t>
-            </w:r>
-          </w:p>
-        </w:tc>
-        <w:tc>
-          <w:tcPr>
-            <w:tcW w:type="pct" w:w="22%"/>
-            <w:tcBorders>
-              <w:top w:val="single" w:color="999999" w:sz="4"/>
-              <w:left w:val="single" w:color="999999" w:sz="4"/>
-              <w:bottom w:val="single" w:color="999999" w:sz="4"/>
-              <w:right w:val="single" w:color="999999" w:sz="4"/>
-            </w:tcBorders>
-            <w:shd w:fill="E8E8E8" w:val="clear"/>
-          </w:tcPr>
-          <w:p>
-            <w:r>
-              <w:rPr>
-                <w:b w:val="0"/>
-              </w:rPr>
-              <w:t>Standards for Small Healthcare Organisations</w:t>
-            </w:r>
-          </w:p>
-        </w:tc>
-      </w:tr>
-    </w:tbl>
-    <w:p>
-      <w:pPr>
-        <w:pStyle w:val="Heading1"/>
-        <w:spacing w:after="120" w:before="280"/>
-      </w:pPr>
-      <w:r>
-        <w:t>11. Traceability to NABH SHCO 3rd Edition PRE.5</w:t>
-      </w:r>
-    </w:p>
-    <w:p>
-      <w:pPr>
-        <w:spacing w:after="120"/>
-      </w:pPr>
-      <w:r>
-        <w:rPr>
-          <w:i/>
-          <w:iCs/>
-          <w:sz w:val="20"/>
-          <w:szCs w:val="20"/>
-        </w:rPr>
-        <w:t xml:space="preserve">This table is an index. It is not how the policy is organised.</w:t>
-      </w:r>
-    </w:p>
     <w:p>
       <w:pPr>
         <w:pStyle w:val="Heading1"/>

--- a/policies/build/masters/PRE.5_v2_master.docx
+++ b/policies/build/masters/PRE.5_v2_master.docx
@@ -677,7 +677,7 @@
           <w:sz w:val="22"/>
           <w:szCs w:val="22"/>
         </w:rPr>
-        <w:t xml:space="preserve">The right to cost information is PRE.2.i. Promotion of that right is PRE.1. This policy owns the figures and the explanation. It is not the billing ledger.</w:t>
+        <w:t>The right to cost information is covered by the patient-rights policy. Promotion of that right is covered by the rights-display policy. This policy owns the figures and the explanation. It is not the billing ledger.</w:t>
       </w:r>
     </w:p>
     <w:p>
@@ -1013,7 +1013,7 @@
           <w:sz w:val="22"/>
           <w:szCs w:val="22"/>
         </w:rPr>
-        <w:t xml:space="preserve">When the treating doctor changes the plan in a way that changes cost, «the nurse or doctor tells the family the same day» and billing records it. Clinical modification remains AAC.3 / PRE.2.o; this step is the money.</w:t>
+        <w:t>When the treating doctor changes the plan in a way that changes cost, «the nurse or doctor tells the family the same day» and billing records it. Clinical modification remains with the assessment-and-care-planning and patient-rights policies; this step is the money.</w:t>
       </w:r>
     </w:p>
     <w:p>
@@ -1137,7 +1137,7 @@
           <w:sz w:val="22"/>
           <w:szCs w:val="22"/>
         </w:rPr>
-        <w:t xml:space="preserve">Reviewed «annually» or when PRE.2 or AAC.3 change.</w:t>
+        <w:t>Reviewed «annually» or when the patient-rights or assessment-and-care-planning policies change.</w:t>
       </w:r>
     </w:p>
     <w:p>

--- a/policies/build/masters/PRE.5_v2_master.docx
+++ b/policies/build/masters/PRE.5_v2_master.docx
@@ -3136,8 +3136,23 @@
           <w:sz w:val="22"/>
           <w:szCs w:val="22"/>
         </w:rPr>
-        <w:t xml:space="preserve">NABH SHCO 3rd Edition — standard PRE.5.</w:t>
-      </w:r>
+      </w:r>
+      <w:r>
+        <w:rPr>
+          <w:sz w:val="22"/>
+        </w:rPr>
+        <w:t xml:space="preserve">National Accreditation Board for Hospitals &amp; Healthcare Providers. (2022). Standards for small healthcare organisations (3rd ed.) — Patient Rights and Education chapter, standard PRE.5. </w:t>
+      </w:r>
+      <w:hyperlink r:id="rId9">
+        <w:r>
+          <w:rPr>
+            <w:rStyle w:val="Hyperlink"/>
+            <w:sz w:val="22"/>
+            <w:szCs w:val="22"/>
+          </w:rPr>
+          <w:t>https://nabh.co/programmes/small-healthcare-organisation-shco-accreditation-programme/</w:t>
+        </w:r>
+      </w:hyperlink>
     </w:p>
     <w:p>
       <w:pPr>
